--- a/收录（翻唱）曲/LN/~ラズベリーモンスター.docx
+++ b/收录（翻唱）曲/LN/~ラズベリーモンスター.docx
@@ -2159,7 +2159,257 @@
           <w:shd w:val="clear" w:color="auto" w:fill="auto"/>
           <w:lang w:val="en-US" w:eastAsia="zh-CN" w:bidi="ar"/>
         </w:rPr>
-        <w:t>AM6:00</w:t>
+        <w:t>AM</w:t>
+      </w:r>
+      <w:r>
+        <w:rPr>
+          <w:rFonts w:hint="default" w:ascii="Times New Roman" w:hAnsi="Times New Roman" w:eastAsia="MS Mincho" w:cs="Times New Roman"/>
+          <w:i w:val="0"/>
+          <w:iCs w:val="0"/>
+          <w:caps w:val="0"/>
+          <w:color w:val="auto"/>
+          <w:spacing w:val="0"/>
+          <w:kern w:val="0"/>
+          <w:sz w:val="21"/>
+          <w:szCs w:val="21"/>
+          <w:shd w:val="clear" w:color="auto" w:fill="auto"/>
+          <w:vertAlign w:val="baseline"/>
+          <w:lang w:val="en-US" w:eastAsia="zh-CN" w:bidi="ar"/>
+        </w:rPr>
+        <w:fldChar w:fldCharType="begin"/>
+      </w:r>
+      <w:r>
+        <w:rPr>
+          <w:rFonts w:hint="default" w:ascii="Times New Roman" w:hAnsi="Times New Roman" w:eastAsia="MS Mincho" w:cs="Times New Roman"/>
+          <w:i w:val="0"/>
+          <w:iCs w:val="0"/>
+          <w:caps w:val="0"/>
+          <w:color w:val="auto"/>
+          <w:spacing w:val="0"/>
+          <w:kern w:val="0"/>
+          <w:sz w:val="21"/>
+          <w:szCs w:val="21"/>
+          <w:shd w:val="clear" w:color="auto" w:fill="auto"/>
+          <w:vertAlign w:val="baseline"/>
+          <w:lang w:val="en-US" w:eastAsia="zh-CN" w:bidi="ar"/>
+        </w:rPr>
+        <w:instrText xml:space="preserve">EQ \* </w:instrText>
+      </w:r>
+      <w:r>
+        <w:rPr>
+          <w:rFonts w:hint="eastAsia" w:ascii="Times New Roman" w:hAnsi="Times New Roman" w:eastAsia="MS Mincho" w:cs="Times New Roman"/>
+          <w:i w:val="0"/>
+          <w:iCs w:val="0"/>
+          <w:caps w:val="0"/>
+          <w:color w:val="auto"/>
+          <w:spacing w:val="0"/>
+          <w:kern w:val="0"/>
+          <w:sz w:val="21"/>
+          <w:szCs w:val="21"/>
+          <w:shd w:val="clear" w:color="auto" w:fill="auto"/>
+          <w:vertAlign w:val="baseline"/>
+          <w:lang w:val="en-US" w:eastAsia="ja-JP" w:bidi="ar"/>
+        </w:rPr>
+        <w:instrText xml:space="preserve">jc2</w:instrText>
+      </w:r>
+      <w:r>
+        <w:rPr>
+          <w:rFonts w:hint="default" w:ascii="Times New Roman" w:hAnsi="Times New Roman" w:eastAsia="MS Mincho" w:cs="Times New Roman"/>
+          <w:i w:val="0"/>
+          <w:iCs w:val="0"/>
+          <w:caps w:val="0"/>
+          <w:color w:val="auto"/>
+          <w:spacing w:val="0"/>
+          <w:kern w:val="0"/>
+          <w:sz w:val="21"/>
+          <w:szCs w:val="21"/>
+          <w:shd w:val="clear" w:color="auto" w:fill="auto"/>
+          <w:vertAlign w:val="baseline"/>
+          <w:lang w:val="en-US" w:eastAsia="zh-CN" w:bidi="ar"/>
+        </w:rPr>
+        <w:instrText xml:space="preserve"> \* "Font:</w:instrText>
+      </w:r>
+      <w:r>
+        <w:rPr>
+          <w:rFonts w:hint="eastAsia" w:ascii="Times New Roman" w:hAnsi="Times New Roman" w:eastAsia="MS Mincho" w:cs="Times New Roman"/>
+          <w:i w:val="0"/>
+          <w:iCs w:val="0"/>
+          <w:caps w:val="0"/>
+          <w:color w:val="auto"/>
+          <w:spacing w:val="0"/>
+          <w:kern w:val="0"/>
+          <w:sz w:val="21"/>
+          <w:szCs w:val="21"/>
+          <w:shd w:val="clear" w:color="auto" w:fill="auto"/>
+          <w:vertAlign w:val="baseline"/>
+          <w:lang w:val="en-US" w:eastAsia="ja-JP" w:bidi="ar"/>
+        </w:rPr>
+        <w:instrText xml:space="preserve">MS Mincho</w:instrText>
+      </w:r>
+      <w:r>
+        <w:rPr>
+          <w:rFonts w:hint="default" w:ascii="Times New Roman" w:hAnsi="Times New Roman" w:eastAsia="MS Mincho" w:cs="Times New Roman"/>
+          <w:i w:val="0"/>
+          <w:iCs w:val="0"/>
+          <w:caps w:val="0"/>
+          <w:color w:val="auto"/>
+          <w:spacing w:val="0"/>
+          <w:kern w:val="0"/>
+          <w:sz w:val="21"/>
+          <w:szCs w:val="21"/>
+          <w:shd w:val="clear" w:color="auto" w:fill="auto"/>
+          <w:vertAlign w:val="baseline"/>
+          <w:lang w:val="en-US" w:eastAsia="zh-CN" w:bidi="ar"/>
+        </w:rPr>
+        <w:instrText xml:space="preserve">" \* hps</w:instrText>
+      </w:r>
+      <w:r>
+        <w:rPr>
+          <w:rFonts w:hint="eastAsia" w:ascii="Times New Roman" w:hAnsi="Times New Roman" w:eastAsia="MS Mincho" w:cs="Times New Roman"/>
+          <w:i w:val="0"/>
+          <w:iCs w:val="0"/>
+          <w:caps w:val="0"/>
+          <w:color w:val="auto"/>
+          <w:spacing w:val="0"/>
+          <w:kern w:val="0"/>
+          <w:sz w:val="21"/>
+          <w:szCs w:val="21"/>
+          <w:shd w:val="clear" w:color="auto" w:fill="auto"/>
+          <w:vertAlign w:val="baseline"/>
+          <w:lang w:val="en-US" w:eastAsia="ja-JP" w:bidi="ar"/>
+        </w:rPr>
+        <w:instrText xml:space="preserve">16</w:instrText>
+      </w:r>
+      <w:r>
+        <w:rPr>
+          <w:rFonts w:hint="default" w:ascii="Times New Roman" w:hAnsi="Times New Roman" w:eastAsia="MS Mincho" w:cs="Times New Roman"/>
+          <w:i w:val="0"/>
+          <w:iCs w:val="0"/>
+          <w:caps w:val="0"/>
+          <w:color w:val="auto"/>
+          <w:spacing w:val="0"/>
+          <w:kern w:val="0"/>
+          <w:sz w:val="21"/>
+          <w:szCs w:val="21"/>
+          <w:shd w:val="clear" w:color="auto" w:fill="auto"/>
+          <w:vertAlign w:val="baseline"/>
+          <w:lang w:val="en-US" w:eastAsia="zh-CN" w:bidi="ar"/>
+        </w:rPr>
+        <w:instrText xml:space="preserve"> \o(\s\up </w:instrText>
+      </w:r>
+      <w:r>
+        <w:rPr>
+          <w:rFonts w:hint="eastAsia" w:ascii="Times New Roman" w:hAnsi="Times New Roman" w:eastAsia="宋体" w:cs="Times New Roman"/>
+          <w:i w:val="0"/>
+          <w:iCs w:val="0"/>
+          <w:caps w:val="0"/>
+          <w:color w:val="auto"/>
+          <w:spacing w:val="0"/>
+          <w:kern w:val="0"/>
+          <w:sz w:val="21"/>
+          <w:szCs w:val="21"/>
+          <w:shd w:val="clear" w:color="auto" w:fill="auto"/>
+          <w:vertAlign w:val="baseline"/>
+          <w:lang w:val="en-US" w:eastAsia="zh-CN" w:bidi="ar"/>
+        </w:rPr>
+        <w:instrText xml:space="preserve">10</w:instrText>
+      </w:r>
+      <w:r>
+        <w:rPr>
+          <w:rFonts w:hint="default" w:ascii="Times New Roman" w:hAnsi="Times New Roman" w:eastAsia="MS Mincho" w:cs="Times New Roman"/>
+          <w:i w:val="0"/>
+          <w:iCs w:val="0"/>
+          <w:caps w:val="0"/>
+          <w:color w:val="auto"/>
+          <w:spacing w:val="0"/>
+          <w:kern w:val="0"/>
+          <w:sz w:val="21"/>
+          <w:szCs w:val="21"/>
+          <w:shd w:val="clear" w:color="auto" w:fill="auto"/>
+          <w:vertAlign w:val="baseline"/>
+          <w:lang w:val="en-US" w:eastAsia="zh-CN" w:bidi="ar"/>
+        </w:rPr>
+        <w:instrText xml:space="preserve">(</w:instrText>
+      </w:r>
+      <w:r>
+        <w:rPr>
+          <w:rFonts w:hint="eastAsia" w:ascii="Times New Roman" w:hAnsi="Times New Roman" w:eastAsia="MS Mincho" w:cs="Times New Roman"/>
+          <w:i w:val="0"/>
+          <w:iCs w:val="0"/>
+          <w:caps w:val="0"/>
+          <w:color w:val="auto"/>
+          <w:spacing w:val="0"/>
+          <w:kern w:val="0"/>
+          <w:sz w:val="21"/>
+          <w:szCs w:val="21"/>
+          <w:shd w:val="clear" w:color="auto" w:fill="auto"/>
+          <w:vertAlign w:val="baseline"/>
+          <w:lang w:val="en-US" w:eastAsia="ja-JP" w:bidi="ar"/>
+        </w:rPr>
+        <w:instrText xml:space="preserve">しっくす</w:instrText>
+      </w:r>
+      <w:r>
+        <w:rPr>
+          <w:rFonts w:hint="default" w:ascii="Times New Roman" w:hAnsi="Times New Roman" w:eastAsia="MS Mincho" w:cs="Times New Roman"/>
+          <w:i w:val="0"/>
+          <w:iCs w:val="0"/>
+          <w:caps w:val="0"/>
+          <w:color w:val="auto"/>
+          <w:spacing w:val="0"/>
+          <w:kern w:val="0"/>
+          <w:sz w:val="21"/>
+          <w:szCs w:val="21"/>
+          <w:shd w:val="clear" w:color="auto" w:fill="auto"/>
+          <w:vertAlign w:val="baseline"/>
+          <w:lang w:val="en-US" w:eastAsia="zh-CN" w:bidi="ar"/>
+        </w:rPr>
+        <w:instrText xml:space="preserve">),</w:instrText>
+      </w:r>
+      <w:r>
+        <w:rPr>
+          <w:rFonts w:hint="default" w:ascii="Times New Roman" w:hAnsi="Times New Roman" w:eastAsia="MS Mincho" w:cs="Times New Roman"/>
+          <w:color w:val="auto"/>
+          <w:kern w:val="0"/>
+          <w:sz w:val="21"/>
+          <w:szCs w:val="21"/>
+          <w:shd w:val="clear" w:color="auto" w:fill="auto"/>
+          <w:lang w:val="en-US" w:eastAsia="zh-CN" w:bidi="ar"/>
+        </w:rPr>
+        <w:instrText xml:space="preserve">6:00</w:instrText>
+      </w:r>
+      <w:r>
+        <w:rPr>
+          <w:rFonts w:hint="default" w:ascii="Times New Roman" w:hAnsi="Times New Roman" w:eastAsia="MS Mincho" w:cs="Times New Roman"/>
+          <w:i w:val="0"/>
+          <w:iCs w:val="0"/>
+          <w:caps w:val="0"/>
+          <w:color w:val="auto"/>
+          <w:spacing w:val="0"/>
+          <w:kern w:val="0"/>
+          <w:sz w:val="21"/>
+          <w:szCs w:val="21"/>
+          <w:shd w:val="clear" w:color="auto" w:fill="auto"/>
+          <w:vertAlign w:val="baseline"/>
+          <w:lang w:val="en-US" w:eastAsia="zh-CN" w:bidi="ar"/>
+        </w:rPr>
+        <w:instrText xml:space="preserve">)</w:instrText>
+      </w:r>
+      <w:r>
+        <w:rPr>
+          <w:rFonts w:hint="default" w:ascii="Times New Roman" w:hAnsi="Times New Roman" w:eastAsia="MS Mincho" w:cs="Times New Roman"/>
+          <w:i w:val="0"/>
+          <w:iCs w:val="0"/>
+          <w:caps w:val="0"/>
+          <w:color w:val="auto"/>
+          <w:spacing w:val="0"/>
+          <w:kern w:val="0"/>
+          <w:sz w:val="21"/>
+          <w:szCs w:val="21"/>
+          <w:shd w:val="clear" w:color="auto" w:fill="auto"/>
+          <w:vertAlign w:val="baseline"/>
+          <w:lang w:val="en-US" w:eastAsia="zh-CN" w:bidi="ar"/>
+        </w:rPr>
+        <w:fldChar w:fldCharType="end"/>
       </w:r>
       <w:r>
         <w:rPr>
@@ -3208,7 +3458,257 @@
           <w:shd w:val="clear" w:color="auto" w:fill="auto"/>
           <w:lang w:val="en-US" w:eastAsia="zh-CN" w:bidi="ar"/>
         </w:rPr>
-        <w:t>PM6:00</w:t>
+        <w:t>PM</w:t>
+      </w:r>
+      <w:r>
+        <w:rPr>
+          <w:rFonts w:hint="default" w:ascii="Times New Roman" w:hAnsi="Times New Roman" w:eastAsia="MS Mincho" w:cs="Times New Roman"/>
+          <w:i w:val="0"/>
+          <w:iCs w:val="0"/>
+          <w:caps w:val="0"/>
+          <w:color w:val="auto"/>
+          <w:spacing w:val="0"/>
+          <w:kern w:val="0"/>
+          <w:sz w:val="21"/>
+          <w:szCs w:val="21"/>
+          <w:shd w:val="clear" w:color="auto" w:fill="auto"/>
+          <w:vertAlign w:val="baseline"/>
+          <w:lang w:val="en-US" w:eastAsia="zh-CN" w:bidi="ar"/>
+        </w:rPr>
+        <w:fldChar w:fldCharType="begin"/>
+      </w:r>
+      <w:r>
+        <w:rPr>
+          <w:rFonts w:hint="default" w:ascii="Times New Roman" w:hAnsi="Times New Roman" w:eastAsia="MS Mincho" w:cs="Times New Roman"/>
+          <w:i w:val="0"/>
+          <w:iCs w:val="0"/>
+          <w:caps w:val="0"/>
+          <w:color w:val="auto"/>
+          <w:spacing w:val="0"/>
+          <w:kern w:val="0"/>
+          <w:sz w:val="21"/>
+          <w:szCs w:val="21"/>
+          <w:shd w:val="clear" w:color="auto" w:fill="auto"/>
+          <w:vertAlign w:val="baseline"/>
+          <w:lang w:val="en-US" w:eastAsia="zh-CN" w:bidi="ar"/>
+        </w:rPr>
+        <w:instrText xml:space="preserve">EQ \* </w:instrText>
+      </w:r>
+      <w:r>
+        <w:rPr>
+          <w:rFonts w:hint="eastAsia" w:ascii="Times New Roman" w:hAnsi="Times New Roman" w:eastAsia="MS Mincho" w:cs="Times New Roman"/>
+          <w:i w:val="0"/>
+          <w:iCs w:val="0"/>
+          <w:caps w:val="0"/>
+          <w:color w:val="auto"/>
+          <w:spacing w:val="0"/>
+          <w:kern w:val="0"/>
+          <w:sz w:val="21"/>
+          <w:szCs w:val="21"/>
+          <w:shd w:val="clear" w:color="auto" w:fill="auto"/>
+          <w:vertAlign w:val="baseline"/>
+          <w:lang w:val="en-US" w:eastAsia="ja-JP" w:bidi="ar"/>
+        </w:rPr>
+        <w:instrText xml:space="preserve">jc2</w:instrText>
+      </w:r>
+      <w:r>
+        <w:rPr>
+          <w:rFonts w:hint="default" w:ascii="Times New Roman" w:hAnsi="Times New Roman" w:eastAsia="MS Mincho" w:cs="Times New Roman"/>
+          <w:i w:val="0"/>
+          <w:iCs w:val="0"/>
+          <w:caps w:val="0"/>
+          <w:color w:val="auto"/>
+          <w:spacing w:val="0"/>
+          <w:kern w:val="0"/>
+          <w:sz w:val="21"/>
+          <w:szCs w:val="21"/>
+          <w:shd w:val="clear" w:color="auto" w:fill="auto"/>
+          <w:vertAlign w:val="baseline"/>
+          <w:lang w:val="en-US" w:eastAsia="zh-CN" w:bidi="ar"/>
+        </w:rPr>
+        <w:instrText xml:space="preserve"> \* "Font:</w:instrText>
+      </w:r>
+      <w:r>
+        <w:rPr>
+          <w:rFonts w:hint="eastAsia" w:ascii="Times New Roman" w:hAnsi="Times New Roman" w:eastAsia="MS Mincho" w:cs="Times New Roman"/>
+          <w:i w:val="0"/>
+          <w:iCs w:val="0"/>
+          <w:caps w:val="0"/>
+          <w:color w:val="auto"/>
+          <w:spacing w:val="0"/>
+          <w:kern w:val="0"/>
+          <w:sz w:val="21"/>
+          <w:szCs w:val="21"/>
+          <w:shd w:val="clear" w:color="auto" w:fill="auto"/>
+          <w:vertAlign w:val="baseline"/>
+          <w:lang w:val="en-US" w:eastAsia="ja-JP" w:bidi="ar"/>
+        </w:rPr>
+        <w:instrText xml:space="preserve">MS Mincho</w:instrText>
+      </w:r>
+      <w:r>
+        <w:rPr>
+          <w:rFonts w:hint="default" w:ascii="Times New Roman" w:hAnsi="Times New Roman" w:eastAsia="MS Mincho" w:cs="Times New Roman"/>
+          <w:i w:val="0"/>
+          <w:iCs w:val="0"/>
+          <w:caps w:val="0"/>
+          <w:color w:val="auto"/>
+          <w:spacing w:val="0"/>
+          <w:kern w:val="0"/>
+          <w:sz w:val="21"/>
+          <w:szCs w:val="21"/>
+          <w:shd w:val="clear" w:color="auto" w:fill="auto"/>
+          <w:vertAlign w:val="baseline"/>
+          <w:lang w:val="en-US" w:eastAsia="zh-CN" w:bidi="ar"/>
+        </w:rPr>
+        <w:instrText xml:space="preserve">" \* hps</w:instrText>
+      </w:r>
+      <w:r>
+        <w:rPr>
+          <w:rFonts w:hint="eastAsia" w:ascii="Times New Roman" w:hAnsi="Times New Roman" w:eastAsia="MS Mincho" w:cs="Times New Roman"/>
+          <w:i w:val="0"/>
+          <w:iCs w:val="0"/>
+          <w:caps w:val="0"/>
+          <w:color w:val="auto"/>
+          <w:spacing w:val="0"/>
+          <w:kern w:val="0"/>
+          <w:sz w:val="21"/>
+          <w:szCs w:val="21"/>
+          <w:shd w:val="clear" w:color="auto" w:fill="auto"/>
+          <w:vertAlign w:val="baseline"/>
+          <w:lang w:val="en-US" w:eastAsia="ja-JP" w:bidi="ar"/>
+        </w:rPr>
+        <w:instrText xml:space="preserve">16</w:instrText>
+      </w:r>
+      <w:r>
+        <w:rPr>
+          <w:rFonts w:hint="default" w:ascii="Times New Roman" w:hAnsi="Times New Roman" w:eastAsia="MS Mincho" w:cs="Times New Roman"/>
+          <w:i w:val="0"/>
+          <w:iCs w:val="0"/>
+          <w:caps w:val="0"/>
+          <w:color w:val="auto"/>
+          <w:spacing w:val="0"/>
+          <w:kern w:val="0"/>
+          <w:sz w:val="21"/>
+          <w:szCs w:val="21"/>
+          <w:shd w:val="clear" w:color="auto" w:fill="auto"/>
+          <w:vertAlign w:val="baseline"/>
+          <w:lang w:val="en-US" w:eastAsia="zh-CN" w:bidi="ar"/>
+        </w:rPr>
+        <w:instrText xml:space="preserve"> \o(\s\up </w:instrText>
+      </w:r>
+      <w:r>
+        <w:rPr>
+          <w:rFonts w:hint="eastAsia" w:ascii="Times New Roman" w:hAnsi="Times New Roman" w:eastAsia="宋体" w:cs="Times New Roman"/>
+          <w:i w:val="0"/>
+          <w:iCs w:val="0"/>
+          <w:caps w:val="0"/>
+          <w:color w:val="auto"/>
+          <w:spacing w:val="0"/>
+          <w:kern w:val="0"/>
+          <w:sz w:val="21"/>
+          <w:szCs w:val="21"/>
+          <w:shd w:val="clear" w:color="auto" w:fill="auto"/>
+          <w:vertAlign w:val="baseline"/>
+          <w:lang w:val="en-US" w:eastAsia="zh-CN" w:bidi="ar"/>
+        </w:rPr>
+        <w:instrText xml:space="preserve">10</w:instrText>
+      </w:r>
+      <w:r>
+        <w:rPr>
+          <w:rFonts w:hint="default" w:ascii="Times New Roman" w:hAnsi="Times New Roman" w:eastAsia="MS Mincho" w:cs="Times New Roman"/>
+          <w:i w:val="0"/>
+          <w:iCs w:val="0"/>
+          <w:caps w:val="0"/>
+          <w:color w:val="auto"/>
+          <w:spacing w:val="0"/>
+          <w:kern w:val="0"/>
+          <w:sz w:val="21"/>
+          <w:szCs w:val="21"/>
+          <w:shd w:val="clear" w:color="auto" w:fill="auto"/>
+          <w:vertAlign w:val="baseline"/>
+          <w:lang w:val="en-US" w:eastAsia="zh-CN" w:bidi="ar"/>
+        </w:rPr>
+        <w:instrText xml:space="preserve">(</w:instrText>
+      </w:r>
+      <w:r>
+        <w:rPr>
+          <w:rFonts w:hint="eastAsia" w:ascii="Times New Roman" w:hAnsi="Times New Roman" w:eastAsia="MS Mincho" w:cs="Times New Roman"/>
+          <w:i w:val="0"/>
+          <w:iCs w:val="0"/>
+          <w:caps w:val="0"/>
+          <w:color w:val="auto"/>
+          <w:spacing w:val="0"/>
+          <w:kern w:val="0"/>
+          <w:sz w:val="21"/>
+          <w:szCs w:val="21"/>
+          <w:shd w:val="clear" w:color="auto" w:fill="auto"/>
+          <w:vertAlign w:val="baseline"/>
+          <w:lang w:val="en-US" w:eastAsia="ja-JP" w:bidi="ar"/>
+        </w:rPr>
+        <w:instrText xml:space="preserve">しっくす</w:instrText>
+      </w:r>
+      <w:r>
+        <w:rPr>
+          <w:rFonts w:hint="default" w:ascii="Times New Roman" w:hAnsi="Times New Roman" w:eastAsia="MS Mincho" w:cs="Times New Roman"/>
+          <w:i w:val="0"/>
+          <w:iCs w:val="0"/>
+          <w:caps w:val="0"/>
+          <w:color w:val="auto"/>
+          <w:spacing w:val="0"/>
+          <w:kern w:val="0"/>
+          <w:sz w:val="21"/>
+          <w:szCs w:val="21"/>
+          <w:shd w:val="clear" w:color="auto" w:fill="auto"/>
+          <w:vertAlign w:val="baseline"/>
+          <w:lang w:val="en-US" w:eastAsia="zh-CN" w:bidi="ar"/>
+        </w:rPr>
+        <w:instrText xml:space="preserve">),</w:instrText>
+      </w:r>
+      <w:r>
+        <w:rPr>
+          <w:rFonts w:hint="default" w:ascii="Times New Roman" w:hAnsi="Times New Roman" w:eastAsia="MS Mincho" w:cs="Times New Roman"/>
+          <w:color w:val="auto"/>
+          <w:kern w:val="0"/>
+          <w:sz w:val="21"/>
+          <w:szCs w:val="21"/>
+          <w:shd w:val="clear" w:color="auto" w:fill="auto"/>
+          <w:lang w:val="en-US" w:eastAsia="zh-CN" w:bidi="ar"/>
+        </w:rPr>
+        <w:instrText xml:space="preserve">6:00</w:instrText>
+      </w:r>
+      <w:r>
+        <w:rPr>
+          <w:rFonts w:hint="default" w:ascii="Times New Roman" w:hAnsi="Times New Roman" w:eastAsia="MS Mincho" w:cs="Times New Roman"/>
+          <w:i w:val="0"/>
+          <w:iCs w:val="0"/>
+          <w:caps w:val="0"/>
+          <w:color w:val="auto"/>
+          <w:spacing w:val="0"/>
+          <w:kern w:val="0"/>
+          <w:sz w:val="21"/>
+          <w:szCs w:val="21"/>
+          <w:shd w:val="clear" w:color="auto" w:fill="auto"/>
+          <w:vertAlign w:val="baseline"/>
+          <w:lang w:val="en-US" w:eastAsia="zh-CN" w:bidi="ar"/>
+        </w:rPr>
+        <w:instrText xml:space="preserve">)</w:instrText>
+      </w:r>
+      <w:r>
+        <w:rPr>
+          <w:rFonts w:hint="default" w:ascii="Times New Roman" w:hAnsi="Times New Roman" w:eastAsia="MS Mincho" w:cs="Times New Roman"/>
+          <w:i w:val="0"/>
+          <w:iCs w:val="0"/>
+          <w:caps w:val="0"/>
+          <w:color w:val="auto"/>
+          <w:spacing w:val="0"/>
+          <w:kern w:val="0"/>
+          <w:sz w:val="21"/>
+          <w:szCs w:val="21"/>
+          <w:shd w:val="clear" w:color="auto" w:fill="auto"/>
+          <w:vertAlign w:val="baseline"/>
+          <w:lang w:val="en-US" w:eastAsia="zh-CN" w:bidi="ar"/>
+        </w:rPr>
+        <w:fldChar w:fldCharType="end"/>
       </w:r>
       <w:r>
         <w:rPr>
@@ -3222,6 +3722,8 @@
         </w:rPr>
         <w:t>）</w:t>
       </w:r>
+      <w:bookmarkStart w:id="0" w:name="_GoBack"/>
+      <w:bookmarkEnd w:id="0"/>
       <w:r>
         <w:rPr>
           <w:rFonts w:hint="eastAsia" w:ascii="UD Digi Kyokasho N" w:hAnsi="UD Digi Kyokasho N" w:eastAsia="UD Digi Kyokasho N" w:cs="UD Digi Kyokasho N"/>
@@ -8525,8 +9027,6 @@
         </w:rPr>
         <w:fldChar w:fldCharType="end"/>
       </w:r>
-      <w:bookmarkStart w:id="0" w:name="_GoBack"/>
-      <w:bookmarkEnd w:id="0"/>
       <w:r>
         <w:rPr>
           <w:rFonts w:hint="default" w:ascii="MS Mincho" w:hAnsi="MS Mincho" w:eastAsia="MS Mincho" w:cs="MS Mincho"/>

--- a/收录（翻唱）曲/LN/~ラズベリーモンスター.docx
+++ b/收录（翻唱）曲/LN/~ラズベリーモンスター.docx
@@ -167,18 +167,6 @@
         </w:rPr>
         <w:fldChar w:fldCharType="end"/>
       </w:r>
-      <w:r>
-        <w:rPr>
-          <w:rFonts w:hint="eastAsia" w:ascii="MS Mincho" w:hAnsi="MS Mincho" w:eastAsia="MS Mincho" w:cs="MS Mincho"/>
-          <w:color w:val="auto"/>
-          <w:kern w:val="0"/>
-          <w:sz w:val="32"/>
-          <w:szCs w:val="32"/>
-          <w:shd w:val="clear" w:color="auto" w:fill="auto"/>
-          <w:lang w:val="en-US" w:eastAsia="ja-JP" w:bidi="ar"/>
-        </w:rPr>
-        <w:t>ｚ</w:t>
-      </w:r>
     </w:p>
     <w:p>
       <w:pPr>
@@ -1064,7 +1052,67 @@
           <w:shd w:val="clear" w:color="auto" w:fill="auto"/>
           <w:lang w:val="en-US" w:eastAsia="zh-CN" w:bidi="ar"/>
         </w:rPr>
-        <w:t>カマしたら</w:t>
+        <w:fldChar w:fldCharType="begin"/>
+      </w:r>
+      <w:r>
+        <w:rPr>
+          <w:rFonts w:hint="eastAsia" w:ascii="MS Mincho" w:hAnsi="MS Mincho" w:eastAsia="MS Mincho" w:cs="MS Mincho"/>
+          <w:color w:val="auto"/>
+          <w:kern w:val="0"/>
+          <w:sz w:val="21"/>
+          <w:szCs w:val="21"/>
+          <w:shd w:val="clear" w:color="auto" w:fill="auto"/>
+          <w:lang w:val="en-US" w:eastAsia="zh-CN" w:bidi="ar"/>
+        </w:rPr>
+        <w:instrText xml:space="preserve">EQ \* jc2 \* "Font:MS Mincho" \* hps16 \o(\s\up 10(</w:instrText>
+      </w:r>
+      <w:r>
+        <w:rPr>
+          <w:rFonts w:hint="eastAsia" w:ascii="MS Mincho" w:hAnsi="MS Mincho" w:eastAsia="MS Mincho" w:cs="MS Mincho"/>
+          <w:color w:val="auto"/>
+          <w:kern w:val="0"/>
+          <w:sz w:val="21"/>
+          <w:szCs w:val="21"/>
+          <w:shd w:val="clear" w:color="auto" w:fill="auto"/>
+          <w:lang w:val="en-US" w:eastAsia="ja-JP" w:bidi="ar"/>
+        </w:rPr>
+        <w:instrText xml:space="preserve">かま</w:instrText>
+      </w:r>
+      <w:r>
+        <w:rPr>
+          <w:rFonts w:hint="eastAsia" w:ascii="MS Mincho" w:hAnsi="MS Mincho" w:eastAsia="MS Mincho" w:cs="MS Mincho"/>
+          <w:color w:val="auto"/>
+          <w:kern w:val="0"/>
+          <w:sz w:val="21"/>
+          <w:szCs w:val="21"/>
+          <w:shd w:val="clear" w:color="auto" w:fill="auto"/>
+          <w:lang w:val="en-US" w:eastAsia="zh-CN" w:bidi="ar"/>
+        </w:rPr>
+        <w:instrText xml:space="preserve">),カマ)</w:instrText>
+      </w:r>
+      <w:r>
+        <w:rPr>
+          <w:rFonts w:hint="eastAsia" w:ascii="MS Mincho" w:hAnsi="MS Mincho" w:eastAsia="MS Mincho" w:cs="MS Mincho"/>
+          <w:color w:val="auto"/>
+          <w:kern w:val="0"/>
+          <w:sz w:val="21"/>
+          <w:szCs w:val="21"/>
+          <w:shd w:val="clear" w:color="auto" w:fill="auto"/>
+          <w:lang w:val="en-US" w:eastAsia="zh-CN" w:bidi="ar"/>
+        </w:rPr>
+        <w:fldChar w:fldCharType="end"/>
+      </w:r>
+      <w:r>
+        <w:rPr>
+          <w:rFonts w:hint="eastAsia" w:ascii="MS Mincho" w:hAnsi="MS Mincho" w:eastAsia="MS Mincho" w:cs="MS Mincho"/>
+          <w:color w:val="auto"/>
+          <w:kern w:val="0"/>
+          <w:sz w:val="21"/>
+          <w:szCs w:val="21"/>
+          <w:shd w:val="clear" w:color="auto" w:fill="auto"/>
+          <w:lang w:val="en-US" w:eastAsia="zh-CN" w:bidi="ar"/>
+        </w:rPr>
+        <w:t>したら</w:t>
       </w:r>
       <w:r>
         <w:rPr>
@@ -1464,6 +1512,8 @@
         </w:rPr>
         <w:fldChar w:fldCharType="end"/>
       </w:r>
+      <w:bookmarkStart w:id="0" w:name="_GoBack"/>
+      <w:bookmarkEnd w:id="0"/>
       <w:r>
         <w:rPr>
           <w:rFonts w:hint="default" w:ascii="MS Mincho" w:hAnsi="MS Mincho" w:eastAsia="MS Mincho" w:cs="MS Mincho"/>
@@ -3722,8 +3772,6 @@
         </w:rPr>
         <w:t>）</w:t>
       </w:r>
-      <w:bookmarkStart w:id="0" w:name="_GoBack"/>
-      <w:bookmarkEnd w:id="0"/>
       <w:r>
         <w:rPr>
           <w:rFonts w:hint="eastAsia" w:ascii="UD Digi Kyokasho N" w:hAnsi="UD Digi Kyokasho N" w:eastAsia="UD Digi Kyokasho N" w:cs="UD Digi Kyokasho N"/>
